--- a/lab4/about/lab4.2.docx
+++ b/lab4/about/lab4.2.docx
@@ -1190,10 +1190,8 @@
           <w:bCs/>
           <w:sz w:val="28"/>
           <w:szCs w:val="28"/>
-          <w:lang w:val="en-US"/>
         </w:rPr>
       </w:pPr>
-      <w:proofErr w:type="spellStart"/>
       <w:r>
         <w:rPr>
           <w:b/>
@@ -1202,9 +1200,17 @@
           <w:szCs w:val="28"/>
           <w:lang w:val="en-US"/>
         </w:rPr>
-        <w:t>data_provider</w:t>
-      </w:r>
-      <w:proofErr w:type="spellEnd"/>
+        <w:t>data</w:t>
+      </w:r>
+      <w:r>
+        <w:rPr>
+          <w:b/>
+          <w:bCs/>
+          <w:sz w:val="28"/>
+          <w:szCs w:val="28"/>
+        </w:rPr>
+        <w:t>_</w:t>
+      </w:r>
       <w:r>
         <w:rPr>
           <w:b/>
@@ -1212,6 +1218,15 @@
           <w:sz w:val="28"/>
           <w:szCs w:val="28"/>
           <w:lang w:val="en-US"/>
+        </w:rPr>
+        <w:t>provider</w:t>
+      </w:r>
+      <w:r>
+        <w:rPr>
+          <w:b/>
+          <w:bCs/>
+          <w:sz w:val="28"/>
+          <w:szCs w:val="28"/>
         </w:rPr>
         <w:t>:</w:t>
       </w:r>
@@ -4590,7 +4605,6 @@
           <w:bCs/>
           <w:sz w:val="28"/>
           <w:szCs w:val="28"/>
-          <w:lang w:val="en-US"/>
         </w:rPr>
       </w:pPr>
       <w:r>
@@ -4620,21 +4634,9 @@
           <w:bCs/>
           <w:sz w:val="28"/>
           <w:szCs w:val="28"/>
-          <w:lang w:val="en-US"/>
-        </w:rPr>
-        <w:t>_m</w:t>
-      </w:r>
-      <w:proofErr w:type="spellStart"/>
-      <w:r>
-        <w:rPr>
-          <w:b/>
-          <w:bCs/>
-          <w:sz w:val="28"/>
-          <w:szCs w:val="28"/>
-        </w:rPr>
-        <w:t>odule</w:t>
-      </w:r>
-      <w:proofErr w:type="spellEnd"/>
+        </w:rPr>
+        <w:t>_</w:t>
+      </w:r>
       <w:r>
         <w:rPr>
           <w:b/>
@@ -4642,6 +4644,26 @@
           <w:sz w:val="28"/>
           <w:szCs w:val="28"/>
           <w:lang w:val="en-US"/>
+        </w:rPr>
+        <w:t>m</w:t>
+      </w:r>
+      <w:proofErr w:type="spellStart"/>
+      <w:r>
+        <w:rPr>
+          <w:b/>
+          <w:bCs/>
+          <w:sz w:val="28"/>
+          <w:szCs w:val="28"/>
+        </w:rPr>
+        <w:t>odule</w:t>
+      </w:r>
+      <w:proofErr w:type="spellEnd"/>
+      <w:r>
+        <w:rPr>
+          <w:b/>
+          <w:bCs/>
+          <w:sz w:val="28"/>
+          <w:szCs w:val="28"/>
         </w:rPr>
         <w:t>:</w:t>
       </w:r>
@@ -16678,18 +16700,1730 @@
       <w:pPr>
         <w:pStyle w:val="a4"/>
         <w:spacing w:line="360" w:lineRule="auto"/>
-        <w:jc w:val="center"/>
+        <w:jc w:val="both"/>
         <w:rPr>
           <w:sz w:val="28"/>
           <w:szCs w:val="28"/>
         </w:rPr>
       </w:pPr>
-      <w:r>
+    </w:p>
+    <w:p>
+      <w:pPr>
+        <w:pStyle w:val="a4"/>
+        <w:spacing w:line="360" w:lineRule="auto"/>
+        <w:jc w:val="both"/>
         <w:rPr>
           <w:sz w:val="28"/>
           <w:szCs w:val="28"/>
         </w:rPr>
+      </w:pPr>
+    </w:p>
+    <w:p>
+      <w:pPr>
+        <w:pStyle w:val="a4"/>
+        <w:spacing w:line="360" w:lineRule="auto"/>
+        <w:jc w:val="both"/>
+        <w:rPr>
+          <w:b/>
+          <w:bCs/>
+          <w:sz w:val="28"/>
+          <w:szCs w:val="28"/>
+        </w:rPr>
+      </w:pPr>
+    </w:p>
+    <w:p>
+      <w:pPr>
+        <w:pStyle w:val="a4"/>
+        <w:spacing w:line="360" w:lineRule="auto"/>
+        <w:jc w:val="both"/>
+        <w:rPr>
+          <w:b/>
+          <w:bCs/>
+          <w:sz w:val="28"/>
+          <w:szCs w:val="28"/>
+        </w:rPr>
+      </w:pPr>
+      <w:r>
+        <w:rPr>
+          <w:b/>
+          <w:bCs/>
+          <w:sz w:val="28"/>
+          <w:szCs w:val="28"/>
+        </w:rPr>
         <w:lastRenderedPageBreak/>
+        <w:t>Таблиці ідентифікаторів</w:t>
+      </w:r>
+    </w:p>
+    <w:p>
+      <w:pPr>
+        <w:pStyle w:val="a4"/>
+        <w:spacing w:line="360" w:lineRule="auto"/>
+        <w:jc w:val="both"/>
+        <w:rPr>
+          <w:b/>
+          <w:bCs/>
+          <w:sz w:val="28"/>
+          <w:szCs w:val="28"/>
+        </w:rPr>
+      </w:pPr>
+      <w:r>
+        <w:rPr>
+          <w:b/>
+          <w:bCs/>
+          <w:sz w:val="28"/>
+          <w:szCs w:val="28"/>
+        </w:rPr>
+        <w:t>Класи</w:t>
+      </w:r>
+    </w:p>
+    <w:tbl>
+      <w:tblPr>
+        <w:tblStyle w:val="a6"/>
+        <w:tblW w:w="0" w:type="auto"/>
+        <w:tblLook w:val="04A0" w:firstRow="1" w:lastRow="0" w:firstColumn="1" w:lastColumn="0" w:noHBand="0" w:noVBand="1"/>
+      </w:tblPr>
+      <w:tblGrid>
+        <w:gridCol w:w="3209"/>
+        <w:gridCol w:w="3210"/>
+        <w:gridCol w:w="3210"/>
+      </w:tblGrid>
+      <w:tr>
+        <w:tc>
+          <w:tcPr>
+            <w:tcW w:w="3209" w:type="dxa"/>
+            <w:vAlign w:val="center"/>
+          </w:tcPr>
+          <w:p>
+            <w:pPr>
+              <w:pStyle w:val="a4"/>
+            </w:pPr>
+            <w:r>
+              <w:rPr>
+                <w:rStyle w:val="a7"/>
+                <w:color w:val="1F1F1F"/>
+                <w:bdr w:val="none" w:sz="0" w:space="0" w:color="auto" w:frame="1"/>
+              </w:rPr>
+              <w:t>Назва в коді</w:t>
+            </w:r>
+          </w:p>
+        </w:tc>
+        <w:tc>
+          <w:tcPr>
+            <w:tcW w:w="3210" w:type="dxa"/>
+            <w:vAlign w:val="center"/>
+          </w:tcPr>
+          <w:p>
+            <w:pPr>
+              <w:pStyle w:val="a4"/>
+            </w:pPr>
+            <w:r>
+              <w:rPr>
+                <w:rStyle w:val="a7"/>
+                <w:color w:val="1F1F1F"/>
+                <w:bdr w:val="none" w:sz="0" w:space="0" w:color="auto" w:frame="1"/>
+              </w:rPr>
+              <w:t>Тип</w:t>
+            </w:r>
+          </w:p>
+        </w:tc>
+        <w:tc>
+          <w:tcPr>
+            <w:tcW w:w="3210" w:type="dxa"/>
+            <w:vAlign w:val="center"/>
+          </w:tcPr>
+          <w:p>
+            <w:pPr>
+              <w:pStyle w:val="a4"/>
+            </w:pPr>
+            <w:r>
+              <w:rPr>
+                <w:rStyle w:val="a7"/>
+                <w:color w:val="1F1F1F"/>
+                <w:bdr w:val="none" w:sz="0" w:space="0" w:color="auto" w:frame="1"/>
+              </w:rPr>
+              <w:t>Призначення</w:t>
+            </w:r>
+          </w:p>
+        </w:tc>
+      </w:tr>
+      <w:tr>
+        <w:tc>
+          <w:tcPr>
+            <w:tcW w:w="3209" w:type="dxa"/>
+            <w:vAlign w:val="center"/>
+          </w:tcPr>
+          <w:p>
+            <w:pPr>
+              <w:pStyle w:val="a4"/>
+            </w:pPr>
+            <w:proofErr w:type="spellStart"/>
+            <w:r>
+              <w:rPr>
+                <w:rStyle w:val="HTML"/>
+                <w:rFonts w:ascii="Times New Roman" w:hAnsi="Times New Roman" w:cs="Times New Roman"/>
+                <w:color w:val="444746"/>
+                <w:sz w:val="24"/>
+                <w:szCs w:val="24"/>
+                <w:bdr w:val="none" w:sz="0" w:space="0" w:color="auto" w:frame="1"/>
+              </w:rPr>
+              <w:t>DataProvider</w:t>
+            </w:r>
+            <w:proofErr w:type="spellEnd"/>
+          </w:p>
+        </w:tc>
+        <w:tc>
+          <w:tcPr>
+            <w:tcW w:w="3210" w:type="dxa"/>
+            <w:vAlign w:val="center"/>
+          </w:tcPr>
+          <w:p>
+            <w:pPr>
+              <w:pStyle w:val="a4"/>
+            </w:pPr>
+            <w:r>
+              <w:rPr>
+                <w:color w:val="1F1F1F"/>
+                <w:bdr w:val="none" w:sz="0" w:space="0" w:color="auto" w:frame="1"/>
+              </w:rPr>
+              <w:t>Клас</w:t>
+            </w:r>
+          </w:p>
+        </w:tc>
+        <w:tc>
+          <w:tcPr>
+            <w:tcW w:w="3210" w:type="dxa"/>
+            <w:vAlign w:val="center"/>
+          </w:tcPr>
+          <w:p>
+            <w:pPr>
+              <w:pStyle w:val="a4"/>
+            </w:pPr>
+            <w:r>
+              <w:rPr>
+                <w:color w:val="1F1F1F"/>
+                <w:bdr w:val="none" w:sz="0" w:space="0" w:color="auto" w:frame="1"/>
+              </w:rPr>
+              <w:t>Модуль конфігурації. Зберігає та видає тестові набори експериментальних точок.</w:t>
+            </w:r>
+          </w:p>
+        </w:tc>
+      </w:tr>
+      <w:tr>
+        <w:tc>
+          <w:tcPr>
+            <w:tcW w:w="3209" w:type="dxa"/>
+            <w:vAlign w:val="center"/>
+          </w:tcPr>
+          <w:p>
+            <w:pPr>
+              <w:pStyle w:val="a4"/>
+            </w:pPr>
+            <w:proofErr w:type="spellStart"/>
+            <w:r>
+              <w:rPr>
+                <w:rStyle w:val="HTML"/>
+                <w:rFonts w:ascii="Times New Roman" w:hAnsi="Times New Roman" w:cs="Times New Roman"/>
+                <w:color w:val="444746"/>
+                <w:sz w:val="24"/>
+                <w:szCs w:val="24"/>
+                <w:bdr w:val="none" w:sz="0" w:space="0" w:color="auto" w:frame="1"/>
+              </w:rPr>
+              <w:t>MathEngine</w:t>
+            </w:r>
+            <w:proofErr w:type="spellEnd"/>
+          </w:p>
+        </w:tc>
+        <w:tc>
+          <w:tcPr>
+            <w:tcW w:w="3210" w:type="dxa"/>
+            <w:vAlign w:val="center"/>
+          </w:tcPr>
+          <w:p>
+            <w:pPr>
+              <w:pStyle w:val="a4"/>
+            </w:pPr>
+            <w:r>
+              <w:rPr>
+                <w:color w:val="1F1F1F"/>
+                <w:bdr w:val="none" w:sz="0" w:space="0" w:color="auto" w:frame="1"/>
+              </w:rPr>
+              <w:t>Клас</w:t>
+            </w:r>
+          </w:p>
+        </w:tc>
+        <w:tc>
+          <w:tcPr>
+            <w:tcW w:w="3210" w:type="dxa"/>
+            <w:vAlign w:val="center"/>
+          </w:tcPr>
+          <w:p>
+            <w:pPr>
+              <w:pStyle w:val="a4"/>
+            </w:pPr>
+            <w:r>
+              <w:rPr>
+                <w:color w:val="1F1F1F"/>
+                <w:bdr w:val="none" w:sz="0" w:space="0" w:color="auto" w:frame="1"/>
+              </w:rPr>
+              <w:t>Математичне ядро. Містить статичні функції для обчислення Лагранжа, МНК та залишків.</w:t>
+            </w:r>
+          </w:p>
+        </w:tc>
+      </w:tr>
+      <w:tr>
+        <w:tc>
+          <w:tcPr>
+            <w:tcW w:w="3209" w:type="dxa"/>
+            <w:vAlign w:val="center"/>
+          </w:tcPr>
+          <w:p>
+            <w:pPr>
+              <w:pStyle w:val="a4"/>
+            </w:pPr>
+            <w:proofErr w:type="spellStart"/>
+            <w:r>
+              <w:rPr>
+                <w:rStyle w:val="HTML"/>
+                <w:rFonts w:ascii="Times New Roman" w:hAnsi="Times New Roman" w:cs="Times New Roman"/>
+                <w:color w:val="444746"/>
+                <w:sz w:val="24"/>
+                <w:szCs w:val="24"/>
+                <w:bdr w:val="none" w:sz="0" w:space="0" w:color="auto" w:frame="1"/>
+              </w:rPr>
+              <w:t>VisualizationModule</w:t>
+            </w:r>
+            <w:proofErr w:type="spellEnd"/>
+          </w:p>
+        </w:tc>
+        <w:tc>
+          <w:tcPr>
+            <w:tcW w:w="3210" w:type="dxa"/>
+            <w:vAlign w:val="center"/>
+          </w:tcPr>
+          <w:p>
+            <w:pPr>
+              <w:pStyle w:val="a4"/>
+            </w:pPr>
+            <w:r>
+              <w:rPr>
+                <w:color w:val="1F1F1F"/>
+                <w:bdr w:val="none" w:sz="0" w:space="0" w:color="auto" w:frame="1"/>
+              </w:rPr>
+              <w:t>Клас</w:t>
+            </w:r>
+          </w:p>
+        </w:tc>
+        <w:tc>
+          <w:tcPr>
+            <w:tcW w:w="3210" w:type="dxa"/>
+            <w:vAlign w:val="center"/>
+          </w:tcPr>
+          <w:p>
+            <w:pPr>
+              <w:pStyle w:val="a4"/>
+            </w:pPr>
+            <w:r>
+              <w:rPr>
+                <w:color w:val="1F1F1F"/>
+                <w:bdr w:val="none" w:sz="0" w:space="0" w:color="auto" w:frame="1"/>
+              </w:rPr>
+              <w:t>Графічний модуль. Відповідає за налаштування вікна, осей та неонової теми графіків.</w:t>
+            </w:r>
+          </w:p>
+        </w:tc>
+      </w:tr>
+      <w:tr>
+        <w:tc>
+          <w:tcPr>
+            <w:tcW w:w="3209" w:type="dxa"/>
+            <w:vAlign w:val="center"/>
+          </w:tcPr>
+          <w:p>
+            <w:pPr>
+              <w:pStyle w:val="a4"/>
+            </w:pPr>
+            <w:proofErr w:type="spellStart"/>
+            <w:r>
+              <w:rPr>
+                <w:rStyle w:val="HTML"/>
+                <w:rFonts w:ascii="Times New Roman" w:hAnsi="Times New Roman" w:cs="Times New Roman"/>
+                <w:color w:val="444746"/>
+                <w:sz w:val="24"/>
+                <w:szCs w:val="24"/>
+                <w:bdr w:val="none" w:sz="0" w:space="0" w:color="auto" w:frame="1"/>
+              </w:rPr>
+              <w:t>AnimationController</w:t>
+            </w:r>
+            <w:proofErr w:type="spellEnd"/>
+          </w:p>
+        </w:tc>
+        <w:tc>
+          <w:tcPr>
+            <w:tcW w:w="3210" w:type="dxa"/>
+            <w:vAlign w:val="center"/>
+          </w:tcPr>
+          <w:p>
+            <w:pPr>
+              <w:pStyle w:val="a4"/>
+            </w:pPr>
+            <w:r>
+              <w:rPr>
+                <w:color w:val="1F1F1F"/>
+                <w:bdr w:val="none" w:sz="0" w:space="0" w:color="auto" w:frame="1"/>
+              </w:rPr>
+              <w:t>Клас</w:t>
+            </w:r>
+          </w:p>
+        </w:tc>
+        <w:tc>
+          <w:tcPr>
+            <w:tcW w:w="3210" w:type="dxa"/>
+            <w:vAlign w:val="center"/>
+          </w:tcPr>
+          <w:p>
+            <w:pPr>
+              <w:pStyle w:val="a4"/>
+            </w:pPr>
+            <w:r>
+              <w:rPr>
+                <w:color w:val="1F1F1F"/>
+                <w:bdr w:val="none" w:sz="0" w:space="0" w:color="auto" w:frame="1"/>
+              </w:rPr>
+              <w:t>Головний модуль керування. Обробляє натискання кнопок, оновлює графіки та запускає анімації.</w:t>
+            </w:r>
+          </w:p>
+        </w:tc>
+      </w:tr>
+    </w:tbl>
+    <w:p>
+      <w:pPr>
+        <w:pStyle w:val="a4"/>
+        <w:spacing w:line="360" w:lineRule="auto"/>
+        <w:jc w:val="both"/>
+        <w:rPr>
+          <w:b/>
+          <w:bCs/>
+          <w:sz w:val="28"/>
+          <w:szCs w:val="28"/>
+        </w:rPr>
+      </w:pPr>
+      <w:r>
+        <w:rPr>
+          <w:b/>
+          <w:bCs/>
+          <w:sz w:val="28"/>
+          <w:szCs w:val="28"/>
+        </w:rPr>
+        <w:t>Функції</w:t>
+      </w:r>
+    </w:p>
+    <w:tbl>
+      <w:tblPr>
+        <w:tblStyle w:val="a6"/>
+        <w:tblW w:w="0" w:type="auto"/>
+        <w:tblLook w:val="04A0" w:firstRow="1" w:lastRow="0" w:firstColumn="1" w:lastColumn="0" w:noHBand="0" w:noVBand="1"/>
+      </w:tblPr>
+      <w:tblGrid>
+        <w:gridCol w:w="3209"/>
+        <w:gridCol w:w="3210"/>
+        <w:gridCol w:w="3210"/>
+      </w:tblGrid>
+      <w:tr>
+        <w:tc>
+          <w:tcPr>
+            <w:tcW w:w="3209" w:type="dxa"/>
+            <w:vAlign w:val="center"/>
+          </w:tcPr>
+          <w:p>
+            <w:pPr>
+              <w:pStyle w:val="a4"/>
+            </w:pPr>
+            <w:r>
+              <w:rPr>
+                <w:rStyle w:val="a7"/>
+                <w:color w:val="1F1F1F"/>
+                <w:bdr w:val="none" w:sz="0" w:space="0" w:color="auto" w:frame="1"/>
+              </w:rPr>
+              <w:t>Назва в коді</w:t>
+            </w:r>
+          </w:p>
+        </w:tc>
+        <w:tc>
+          <w:tcPr>
+            <w:tcW w:w="3210" w:type="dxa"/>
+            <w:vAlign w:val="center"/>
+          </w:tcPr>
+          <w:p>
+            <w:pPr>
+              <w:pStyle w:val="a4"/>
+            </w:pPr>
+            <w:r>
+              <w:rPr>
+                <w:rStyle w:val="a7"/>
+                <w:color w:val="1F1F1F"/>
+                <w:bdr w:val="none" w:sz="0" w:space="0" w:color="auto" w:frame="1"/>
+              </w:rPr>
+              <w:t>Тип</w:t>
+            </w:r>
+          </w:p>
+        </w:tc>
+        <w:tc>
+          <w:tcPr>
+            <w:tcW w:w="3210" w:type="dxa"/>
+            <w:vAlign w:val="center"/>
+          </w:tcPr>
+          <w:p>
+            <w:pPr>
+              <w:pStyle w:val="a4"/>
+            </w:pPr>
+            <w:r>
+              <w:rPr>
+                <w:rStyle w:val="a7"/>
+                <w:color w:val="1F1F1F"/>
+                <w:bdr w:val="none" w:sz="0" w:space="0" w:color="auto" w:frame="1"/>
+              </w:rPr>
+              <w:t>Призначення</w:t>
+            </w:r>
+          </w:p>
+        </w:tc>
+      </w:tr>
+      <w:tr>
+        <w:tc>
+          <w:tcPr>
+            <w:tcW w:w="3209" w:type="dxa"/>
+            <w:vAlign w:val="center"/>
+          </w:tcPr>
+          <w:p>
+            <w:pPr>
+              <w:pStyle w:val="a4"/>
+            </w:pPr>
+            <w:proofErr w:type="spellStart"/>
+            <w:r>
+              <w:rPr>
+                <w:rStyle w:val="HTML"/>
+                <w:rFonts w:ascii="Times New Roman" w:hAnsi="Times New Roman" w:cs="Times New Roman"/>
+                <w:color w:val="444746"/>
+                <w:sz w:val="24"/>
+                <w:szCs w:val="24"/>
+                <w:bdr w:val="none" w:sz="0" w:space="0" w:color="auto" w:frame="1"/>
+              </w:rPr>
+              <w:t>get_data</w:t>
+            </w:r>
+            <w:proofErr w:type="spellEnd"/>
+            <w:r>
+              <w:rPr>
+                <w:rStyle w:val="HTML"/>
+                <w:rFonts w:ascii="Times New Roman" w:hAnsi="Times New Roman" w:cs="Times New Roman"/>
+                <w:color w:val="444746"/>
+                <w:sz w:val="24"/>
+                <w:szCs w:val="24"/>
+                <w:bdr w:val="none" w:sz="0" w:space="0" w:color="auto" w:frame="1"/>
+              </w:rPr>
+              <w:t>()</w:t>
+            </w:r>
+          </w:p>
+        </w:tc>
+        <w:tc>
+          <w:tcPr>
+            <w:tcW w:w="3210" w:type="dxa"/>
+            <w:vAlign w:val="center"/>
+          </w:tcPr>
+          <w:p>
+            <w:pPr>
+              <w:pStyle w:val="a4"/>
+            </w:pPr>
+            <w:r>
+              <w:rPr>
+                <w:color w:val="1F1F1F"/>
+                <w:bdr w:val="none" w:sz="0" w:space="0" w:color="auto" w:frame="1"/>
+              </w:rPr>
+              <w:t>Метод</w:t>
+            </w:r>
+          </w:p>
+        </w:tc>
+        <w:tc>
+          <w:tcPr>
+            <w:tcW w:w="3210" w:type="dxa"/>
+            <w:vAlign w:val="center"/>
+          </w:tcPr>
+          <w:p>
+            <w:pPr>
+              <w:pStyle w:val="a4"/>
+            </w:pPr>
+            <w:r>
+              <w:rPr>
+                <w:color w:val="1F1F1F"/>
+                <w:bdr w:val="none" w:sz="0" w:space="0" w:color="auto" w:frame="1"/>
+              </w:rPr>
+              <w:t>Повертає масиви координат (x, y) для обраного набору даних.</w:t>
+            </w:r>
+          </w:p>
+        </w:tc>
+      </w:tr>
+      <w:tr>
+        <w:tc>
+          <w:tcPr>
+            <w:tcW w:w="3209" w:type="dxa"/>
+            <w:vAlign w:val="center"/>
+          </w:tcPr>
+          <w:p>
+            <w:pPr>
+              <w:pStyle w:val="a4"/>
+            </w:pPr>
+            <w:proofErr w:type="spellStart"/>
+            <w:r>
+              <w:rPr>
+                <w:rStyle w:val="HTML"/>
+                <w:rFonts w:ascii="Times New Roman" w:hAnsi="Times New Roman" w:cs="Times New Roman"/>
+                <w:color w:val="444746"/>
+                <w:sz w:val="24"/>
+                <w:szCs w:val="24"/>
+                <w:bdr w:val="none" w:sz="0" w:space="0" w:color="auto" w:frame="1"/>
+              </w:rPr>
+              <w:t>calculate_lagrange</w:t>
+            </w:r>
+            <w:proofErr w:type="spellEnd"/>
+            <w:r>
+              <w:rPr>
+                <w:rStyle w:val="HTML"/>
+                <w:rFonts w:ascii="Times New Roman" w:hAnsi="Times New Roman" w:cs="Times New Roman"/>
+                <w:color w:val="444746"/>
+                <w:sz w:val="24"/>
+                <w:szCs w:val="24"/>
+                <w:bdr w:val="none" w:sz="0" w:space="0" w:color="auto" w:frame="1"/>
+              </w:rPr>
+              <w:t>()</w:t>
+            </w:r>
+          </w:p>
+        </w:tc>
+        <w:tc>
+          <w:tcPr>
+            <w:tcW w:w="3210" w:type="dxa"/>
+            <w:vAlign w:val="center"/>
+          </w:tcPr>
+          <w:p>
+            <w:pPr>
+              <w:pStyle w:val="a4"/>
+            </w:pPr>
+            <w:r>
+              <w:rPr>
+                <w:color w:val="1F1F1F"/>
+                <w:bdr w:val="none" w:sz="0" w:space="0" w:color="auto" w:frame="1"/>
+              </w:rPr>
+              <w:t>Функція</w:t>
+            </w:r>
+          </w:p>
+        </w:tc>
+        <w:tc>
+          <w:tcPr>
+            <w:tcW w:w="3210" w:type="dxa"/>
+            <w:vAlign w:val="center"/>
+          </w:tcPr>
+          <w:p>
+            <w:pPr>
+              <w:pStyle w:val="a4"/>
+            </w:pPr>
+            <w:r>
+              <w:rPr>
+                <w:color w:val="1F1F1F"/>
+                <w:bdr w:val="none" w:sz="0" w:space="0" w:color="auto" w:frame="1"/>
+              </w:rPr>
+              <w:t>Обчислює коефіцієнти та будує інтерполяційний поліном Лагранжа.</w:t>
+            </w:r>
+          </w:p>
+        </w:tc>
+      </w:tr>
+      <w:tr>
+        <w:tc>
+          <w:tcPr>
+            <w:tcW w:w="3209" w:type="dxa"/>
+            <w:vAlign w:val="center"/>
+          </w:tcPr>
+          <w:p>
+            <w:pPr>
+              <w:pStyle w:val="a4"/>
+            </w:pPr>
+            <w:proofErr w:type="spellStart"/>
+            <w:r>
+              <w:rPr>
+                <w:rStyle w:val="HTML"/>
+                <w:rFonts w:ascii="Times New Roman" w:hAnsi="Times New Roman" w:cs="Times New Roman"/>
+                <w:color w:val="444746"/>
+                <w:sz w:val="24"/>
+                <w:szCs w:val="24"/>
+                <w:bdr w:val="none" w:sz="0" w:space="0" w:color="auto" w:frame="1"/>
+              </w:rPr>
+              <w:t>calculate_lsm</w:t>
+            </w:r>
+            <w:proofErr w:type="spellEnd"/>
+            <w:r>
+              <w:rPr>
+                <w:rStyle w:val="HTML"/>
+                <w:rFonts w:ascii="Times New Roman" w:hAnsi="Times New Roman" w:cs="Times New Roman"/>
+                <w:color w:val="444746"/>
+                <w:sz w:val="24"/>
+                <w:szCs w:val="24"/>
+                <w:bdr w:val="none" w:sz="0" w:space="0" w:color="auto" w:frame="1"/>
+              </w:rPr>
+              <w:t>()</w:t>
+            </w:r>
+          </w:p>
+        </w:tc>
+        <w:tc>
+          <w:tcPr>
+            <w:tcW w:w="3210" w:type="dxa"/>
+            <w:vAlign w:val="center"/>
+          </w:tcPr>
+          <w:p>
+            <w:pPr>
+              <w:pStyle w:val="a4"/>
+            </w:pPr>
+            <w:r>
+              <w:rPr>
+                <w:color w:val="1F1F1F"/>
+                <w:bdr w:val="none" w:sz="0" w:space="0" w:color="auto" w:frame="1"/>
+              </w:rPr>
+              <w:t>Функція</w:t>
+            </w:r>
+          </w:p>
+        </w:tc>
+        <w:tc>
+          <w:tcPr>
+            <w:tcW w:w="3210" w:type="dxa"/>
+            <w:vAlign w:val="center"/>
+          </w:tcPr>
+          <w:p>
+            <w:pPr>
+              <w:pStyle w:val="a4"/>
+            </w:pPr>
+            <w:r>
+              <w:rPr>
+                <w:color w:val="1F1F1F"/>
+                <w:bdr w:val="none" w:sz="0" w:space="0" w:color="auto" w:frame="1"/>
+              </w:rPr>
+              <w:t xml:space="preserve">Будує поліном заданого </w:t>
+            </w:r>
+            <w:proofErr w:type="spellStart"/>
+            <w:r>
+              <w:rPr>
+                <w:color w:val="1F1F1F"/>
+                <w:bdr w:val="none" w:sz="0" w:space="0" w:color="auto" w:frame="1"/>
+              </w:rPr>
+              <w:t>степеня</w:t>
+            </w:r>
+            <w:proofErr w:type="spellEnd"/>
+            <w:r>
+              <w:rPr>
+                <w:color w:val="1F1F1F"/>
+                <w:bdr w:val="none" w:sz="0" w:space="0" w:color="auto" w:frame="1"/>
+              </w:rPr>
+              <w:t xml:space="preserve"> за методом найменших квадратів (МНК).</w:t>
+            </w:r>
+          </w:p>
+        </w:tc>
+      </w:tr>
+      <w:tr>
+        <w:tc>
+          <w:tcPr>
+            <w:tcW w:w="3209" w:type="dxa"/>
+            <w:vAlign w:val="center"/>
+          </w:tcPr>
+          <w:p>
+            <w:pPr>
+              <w:pStyle w:val="a4"/>
+            </w:pPr>
+            <w:proofErr w:type="spellStart"/>
+            <w:r>
+              <w:rPr>
+                <w:rStyle w:val="HTML"/>
+                <w:rFonts w:ascii="Times New Roman" w:hAnsi="Times New Roman" w:cs="Times New Roman"/>
+                <w:color w:val="444746"/>
+                <w:sz w:val="24"/>
+                <w:szCs w:val="24"/>
+                <w:bdr w:val="none" w:sz="0" w:space="0" w:color="auto" w:frame="1"/>
+              </w:rPr>
+              <w:t>calculate_residuals</w:t>
+            </w:r>
+            <w:proofErr w:type="spellEnd"/>
+            <w:r>
+              <w:rPr>
+                <w:rStyle w:val="HTML"/>
+                <w:rFonts w:ascii="Times New Roman" w:hAnsi="Times New Roman" w:cs="Times New Roman"/>
+                <w:color w:val="444746"/>
+                <w:sz w:val="24"/>
+                <w:szCs w:val="24"/>
+                <w:bdr w:val="none" w:sz="0" w:space="0" w:color="auto" w:frame="1"/>
+              </w:rPr>
+              <w:t>()</w:t>
+            </w:r>
+          </w:p>
+        </w:tc>
+        <w:tc>
+          <w:tcPr>
+            <w:tcW w:w="3210" w:type="dxa"/>
+            <w:vAlign w:val="center"/>
+          </w:tcPr>
+          <w:p>
+            <w:pPr>
+              <w:pStyle w:val="a4"/>
+            </w:pPr>
+            <w:r>
+              <w:rPr>
+                <w:color w:val="1F1F1F"/>
+                <w:bdr w:val="none" w:sz="0" w:space="0" w:color="auto" w:frame="1"/>
+              </w:rPr>
+              <w:t>Функція</w:t>
+            </w:r>
+          </w:p>
+        </w:tc>
+        <w:tc>
+          <w:tcPr>
+            <w:tcW w:w="3210" w:type="dxa"/>
+            <w:vAlign w:val="center"/>
+          </w:tcPr>
+          <w:p>
+            <w:pPr>
+              <w:pStyle w:val="a4"/>
+            </w:pPr>
+            <w:r>
+              <w:rPr>
+                <w:color w:val="1F1F1F"/>
+                <w:bdr w:val="none" w:sz="0" w:space="0" w:color="auto" w:frame="1"/>
+              </w:rPr>
+              <w:t>Обчислює різницю (залишки) між експериментальними та розрахунковими значеннями.</w:t>
+            </w:r>
+          </w:p>
+        </w:tc>
+      </w:tr>
+      <w:tr>
+        <w:tc>
+          <w:tcPr>
+            <w:tcW w:w="3209" w:type="dxa"/>
+            <w:vAlign w:val="center"/>
+          </w:tcPr>
+          <w:p>
+            <w:pPr>
+              <w:pStyle w:val="a4"/>
+            </w:pPr>
+            <w:proofErr w:type="spellStart"/>
+            <w:r>
+              <w:rPr>
+                <w:rStyle w:val="HTML"/>
+                <w:rFonts w:ascii="Times New Roman" w:hAnsi="Times New Roman" w:cs="Times New Roman"/>
+                <w:color w:val="444746"/>
+                <w:sz w:val="24"/>
+                <w:szCs w:val="24"/>
+                <w:bdr w:val="none" w:sz="0" w:space="0" w:color="auto" w:frame="1"/>
+              </w:rPr>
+              <w:t>update_plot</w:t>
+            </w:r>
+            <w:proofErr w:type="spellEnd"/>
+            <w:r>
+              <w:rPr>
+                <w:rStyle w:val="HTML"/>
+                <w:rFonts w:ascii="Times New Roman" w:hAnsi="Times New Roman" w:cs="Times New Roman"/>
+                <w:color w:val="444746"/>
+                <w:sz w:val="24"/>
+                <w:szCs w:val="24"/>
+                <w:bdr w:val="none" w:sz="0" w:space="0" w:color="auto" w:frame="1"/>
+              </w:rPr>
+              <w:t>()</w:t>
+            </w:r>
+          </w:p>
+        </w:tc>
+        <w:tc>
+          <w:tcPr>
+            <w:tcW w:w="3210" w:type="dxa"/>
+            <w:vAlign w:val="center"/>
+          </w:tcPr>
+          <w:p>
+            <w:pPr>
+              <w:pStyle w:val="a4"/>
+            </w:pPr>
+            <w:r>
+              <w:rPr>
+                <w:color w:val="1F1F1F"/>
+                <w:bdr w:val="none" w:sz="0" w:space="0" w:color="auto" w:frame="1"/>
+              </w:rPr>
+              <w:t>Метод</w:t>
+            </w:r>
+          </w:p>
+        </w:tc>
+        <w:tc>
+          <w:tcPr>
+            <w:tcW w:w="3210" w:type="dxa"/>
+            <w:vAlign w:val="center"/>
+          </w:tcPr>
+          <w:p>
+            <w:pPr>
+              <w:pStyle w:val="a4"/>
+            </w:pPr>
+            <w:r>
+              <w:rPr>
+                <w:color w:val="1F1F1F"/>
+                <w:bdr w:val="none" w:sz="0" w:space="0" w:color="auto" w:frame="1"/>
+              </w:rPr>
+              <w:t>Очищає полотно та перемальовує графіки відповідно до обраних налаштувань.</w:t>
+            </w:r>
+          </w:p>
+        </w:tc>
+      </w:tr>
+      <w:tr>
+        <w:tc>
+          <w:tcPr>
+            <w:tcW w:w="3209" w:type="dxa"/>
+            <w:vAlign w:val="center"/>
+          </w:tcPr>
+          <w:p>
+            <w:pPr>
+              <w:pStyle w:val="a4"/>
+            </w:pPr>
+            <w:proofErr w:type="spellStart"/>
+            <w:r>
+              <w:rPr>
+                <w:rStyle w:val="HTML"/>
+                <w:rFonts w:ascii="Times New Roman" w:hAnsi="Times New Roman" w:cs="Times New Roman"/>
+                <w:color w:val="444746"/>
+                <w:sz w:val="24"/>
+                <w:szCs w:val="24"/>
+                <w:bdr w:val="none" w:sz="0" w:space="0" w:color="auto" w:frame="1"/>
+              </w:rPr>
+              <w:t>stop_animation</w:t>
+            </w:r>
+            <w:proofErr w:type="spellEnd"/>
+            <w:r>
+              <w:rPr>
+                <w:rStyle w:val="HTML"/>
+                <w:rFonts w:ascii="Times New Roman" w:hAnsi="Times New Roman" w:cs="Times New Roman"/>
+                <w:color w:val="444746"/>
+                <w:sz w:val="24"/>
+                <w:szCs w:val="24"/>
+                <w:bdr w:val="none" w:sz="0" w:space="0" w:color="auto" w:frame="1"/>
+              </w:rPr>
+              <w:t>()</w:t>
+            </w:r>
+          </w:p>
+        </w:tc>
+        <w:tc>
+          <w:tcPr>
+            <w:tcW w:w="3210" w:type="dxa"/>
+            <w:vAlign w:val="center"/>
+          </w:tcPr>
+          <w:p>
+            <w:pPr>
+              <w:pStyle w:val="a4"/>
+            </w:pPr>
+            <w:r>
+              <w:rPr>
+                <w:color w:val="1F1F1F"/>
+                <w:bdr w:val="none" w:sz="0" w:space="0" w:color="auto" w:frame="1"/>
+              </w:rPr>
+              <w:t>Метод</w:t>
+            </w:r>
+          </w:p>
+        </w:tc>
+        <w:tc>
+          <w:tcPr>
+            <w:tcW w:w="3210" w:type="dxa"/>
+            <w:vAlign w:val="center"/>
+          </w:tcPr>
+          <w:p>
+            <w:pPr>
+              <w:pStyle w:val="a4"/>
+            </w:pPr>
+            <w:r>
+              <w:rPr>
+                <w:color w:val="1F1F1F"/>
+                <w:bdr w:val="none" w:sz="0" w:space="0" w:color="auto" w:frame="1"/>
+              </w:rPr>
+              <w:t>Безпечно зупиняє поточну анімацію, запобігаючи помилкам пам'яті (</w:t>
+            </w:r>
+            <w:proofErr w:type="spellStart"/>
+            <w:r>
+              <w:rPr>
+                <w:color w:val="1F1F1F"/>
+                <w:bdr w:val="none" w:sz="0" w:space="0" w:color="auto" w:frame="1"/>
+              </w:rPr>
+              <w:t>NoneType</w:t>
+            </w:r>
+            <w:proofErr w:type="spellEnd"/>
+            <w:r>
+              <w:rPr>
+                <w:color w:val="1F1F1F"/>
+                <w:bdr w:val="none" w:sz="0" w:space="0" w:color="auto" w:frame="1"/>
+              </w:rPr>
+              <w:t xml:space="preserve"> </w:t>
+            </w:r>
+            <w:proofErr w:type="spellStart"/>
+            <w:r>
+              <w:rPr>
+                <w:color w:val="1F1F1F"/>
+                <w:bdr w:val="none" w:sz="0" w:space="0" w:color="auto" w:frame="1"/>
+              </w:rPr>
+              <w:t>error</w:t>
+            </w:r>
+            <w:proofErr w:type="spellEnd"/>
+            <w:r>
+              <w:rPr>
+                <w:color w:val="1F1F1F"/>
+                <w:bdr w:val="none" w:sz="0" w:space="0" w:color="auto" w:frame="1"/>
+              </w:rPr>
+              <w:t>).</w:t>
+            </w:r>
+          </w:p>
+        </w:tc>
+      </w:tr>
+      <w:tr>
+        <w:tc>
+          <w:tcPr>
+            <w:tcW w:w="3209" w:type="dxa"/>
+            <w:vAlign w:val="center"/>
+          </w:tcPr>
+          <w:p>
+            <w:pPr>
+              <w:pStyle w:val="a4"/>
+            </w:pPr>
+            <w:proofErr w:type="spellStart"/>
+            <w:r>
+              <w:rPr>
+                <w:rStyle w:val="HTML"/>
+                <w:rFonts w:ascii="Times New Roman" w:hAnsi="Times New Roman" w:cs="Times New Roman"/>
+                <w:color w:val="444746"/>
+                <w:sz w:val="24"/>
+                <w:szCs w:val="24"/>
+                <w:bdr w:val="none" w:sz="0" w:space="0" w:color="auto" w:frame="1"/>
+              </w:rPr>
+              <w:t>clear_all_handler</w:t>
+            </w:r>
+            <w:proofErr w:type="spellEnd"/>
+            <w:r>
+              <w:rPr>
+                <w:rStyle w:val="HTML"/>
+                <w:rFonts w:ascii="Times New Roman" w:hAnsi="Times New Roman" w:cs="Times New Roman"/>
+                <w:color w:val="444746"/>
+                <w:sz w:val="24"/>
+                <w:szCs w:val="24"/>
+                <w:bdr w:val="none" w:sz="0" w:space="0" w:color="auto" w:frame="1"/>
+              </w:rPr>
+              <w:t>()</w:t>
+            </w:r>
+          </w:p>
+        </w:tc>
+        <w:tc>
+          <w:tcPr>
+            <w:tcW w:w="3210" w:type="dxa"/>
+            <w:vAlign w:val="center"/>
+          </w:tcPr>
+          <w:p>
+            <w:pPr>
+              <w:pStyle w:val="a4"/>
+            </w:pPr>
+            <w:r>
+              <w:rPr>
+                <w:color w:val="1F1F1F"/>
+                <w:bdr w:val="none" w:sz="0" w:space="0" w:color="auto" w:frame="1"/>
+              </w:rPr>
+              <w:t>Метод</w:t>
+            </w:r>
+          </w:p>
+        </w:tc>
+        <w:tc>
+          <w:tcPr>
+            <w:tcW w:w="3210" w:type="dxa"/>
+            <w:vAlign w:val="center"/>
+          </w:tcPr>
+          <w:p>
+            <w:pPr>
+              <w:pStyle w:val="a4"/>
+            </w:pPr>
+            <w:r>
+              <w:rPr>
+                <w:color w:val="1F1F1F"/>
+                <w:bdr w:val="none" w:sz="0" w:space="0" w:color="auto" w:frame="1"/>
+              </w:rPr>
+              <w:t>Повністю очищає вікно від усіх графіків (реакція на кнопку "Очистити все").</w:t>
+            </w:r>
+          </w:p>
+        </w:tc>
+      </w:tr>
+    </w:tbl>
+    <w:p>
+      <w:pPr>
+        <w:pStyle w:val="a4"/>
+        <w:spacing w:line="360" w:lineRule="auto"/>
+        <w:jc w:val="both"/>
+        <w:rPr>
+          <w:sz w:val="28"/>
+          <w:szCs w:val="28"/>
+        </w:rPr>
+      </w:pPr>
+    </w:p>
+    <w:p>
+      <w:pPr>
+        <w:pStyle w:val="a4"/>
+        <w:spacing w:line="360" w:lineRule="auto"/>
+        <w:jc w:val="both"/>
+        <w:rPr>
+          <w:b/>
+          <w:bCs/>
+          <w:sz w:val="28"/>
+          <w:szCs w:val="28"/>
+        </w:rPr>
+      </w:pPr>
+      <w:r>
+        <w:rPr>
+          <w:b/>
+          <w:bCs/>
+          <w:sz w:val="28"/>
+          <w:szCs w:val="28"/>
+        </w:rPr>
+        <w:t>Змінні</w:t>
+      </w:r>
+    </w:p>
+    <w:tbl>
+      <w:tblPr>
+        <w:tblStyle w:val="a6"/>
+        <w:tblW w:w="0" w:type="auto"/>
+        <w:tblLook w:val="04A0" w:firstRow="1" w:lastRow="0" w:firstColumn="1" w:lastColumn="0" w:noHBand="0" w:noVBand="1"/>
+      </w:tblPr>
+      <w:tblGrid>
+        <w:gridCol w:w="3209"/>
+        <w:gridCol w:w="3210"/>
+        <w:gridCol w:w="3210"/>
+      </w:tblGrid>
+      <w:tr>
+        <w:tc>
+          <w:tcPr>
+            <w:tcW w:w="3209" w:type="dxa"/>
+            <w:vAlign w:val="center"/>
+          </w:tcPr>
+          <w:p>
+            <w:pPr>
+              <w:pStyle w:val="a4"/>
+            </w:pPr>
+            <w:r>
+              <w:rPr>
+                <w:rStyle w:val="a7"/>
+                <w:color w:val="1F1F1F"/>
+                <w:bdr w:val="none" w:sz="0" w:space="0" w:color="auto" w:frame="1"/>
+              </w:rPr>
+              <w:t>Назва в коді</w:t>
+            </w:r>
+          </w:p>
+        </w:tc>
+        <w:tc>
+          <w:tcPr>
+            <w:tcW w:w="3210" w:type="dxa"/>
+            <w:vAlign w:val="center"/>
+          </w:tcPr>
+          <w:p>
+            <w:pPr>
+              <w:pStyle w:val="a4"/>
+            </w:pPr>
+            <w:r>
+              <w:rPr>
+                <w:rStyle w:val="a7"/>
+                <w:color w:val="1F1F1F"/>
+                <w:bdr w:val="none" w:sz="0" w:space="0" w:color="auto" w:frame="1"/>
+              </w:rPr>
+              <w:t>Тип</w:t>
+            </w:r>
+          </w:p>
+        </w:tc>
+        <w:tc>
+          <w:tcPr>
+            <w:tcW w:w="3210" w:type="dxa"/>
+            <w:vAlign w:val="center"/>
+          </w:tcPr>
+          <w:p>
+            <w:pPr>
+              <w:pStyle w:val="a4"/>
+            </w:pPr>
+            <w:r>
+              <w:rPr>
+                <w:rStyle w:val="a7"/>
+                <w:color w:val="1F1F1F"/>
+                <w:bdr w:val="none" w:sz="0" w:space="0" w:color="auto" w:frame="1"/>
+              </w:rPr>
+              <w:t>Призначення</w:t>
+            </w:r>
+          </w:p>
+        </w:tc>
+      </w:tr>
+      <w:tr>
+        <w:tc>
+          <w:tcPr>
+            <w:tcW w:w="3209" w:type="dxa"/>
+            <w:vAlign w:val="center"/>
+          </w:tcPr>
+          <w:p>
+            <w:pPr>
+              <w:pStyle w:val="a4"/>
+            </w:pPr>
+            <w:proofErr w:type="spellStart"/>
+            <w:r>
+              <w:rPr>
+                <w:rStyle w:val="HTML"/>
+                <w:rFonts w:ascii="Times New Roman" w:hAnsi="Times New Roman" w:cs="Times New Roman"/>
+                <w:color w:val="444746"/>
+                <w:sz w:val="24"/>
+                <w:szCs w:val="24"/>
+                <w:bdr w:val="none" w:sz="0" w:space="0" w:color="auto" w:frame="1"/>
+              </w:rPr>
+              <w:t>datasets</w:t>
+            </w:r>
+            <w:proofErr w:type="spellEnd"/>
+          </w:p>
+        </w:tc>
+        <w:tc>
+          <w:tcPr>
+            <w:tcW w:w="3210" w:type="dxa"/>
+            <w:vAlign w:val="center"/>
+          </w:tcPr>
+          <w:p>
+            <w:pPr>
+              <w:pStyle w:val="a4"/>
+            </w:pPr>
+            <w:r>
+              <w:rPr>
+                <w:color w:val="1F1F1F"/>
+                <w:bdr w:val="none" w:sz="0" w:space="0" w:color="auto" w:frame="1"/>
+              </w:rPr>
+              <w:t>Словник (</w:t>
+            </w:r>
+            <w:proofErr w:type="spellStart"/>
+            <w:r>
+              <w:rPr>
+                <w:color w:val="1F1F1F"/>
+                <w:bdr w:val="none" w:sz="0" w:space="0" w:color="auto" w:frame="1"/>
+              </w:rPr>
+              <w:t>dict</w:t>
+            </w:r>
+            <w:proofErr w:type="spellEnd"/>
+            <w:r>
+              <w:rPr>
+                <w:color w:val="1F1F1F"/>
+                <w:bdr w:val="none" w:sz="0" w:space="0" w:color="auto" w:frame="1"/>
+              </w:rPr>
+              <w:t>)</w:t>
+            </w:r>
+          </w:p>
+        </w:tc>
+        <w:tc>
+          <w:tcPr>
+            <w:tcW w:w="3210" w:type="dxa"/>
+            <w:vAlign w:val="center"/>
+          </w:tcPr>
+          <w:p>
+            <w:pPr>
+              <w:pStyle w:val="a4"/>
+            </w:pPr>
+            <w:r>
+              <w:rPr>
+                <w:color w:val="1F1F1F"/>
+                <w:bdr w:val="none" w:sz="0" w:space="0" w:color="auto" w:frame="1"/>
+              </w:rPr>
+              <w:t xml:space="preserve">Зберігає три набори експериментальних даних (5, </w:t>
+            </w:r>
+            <w:r>
+              <w:rPr>
+                <w:color w:val="1F1F1F"/>
+                <w:bdr w:val="none" w:sz="0" w:space="0" w:color="auto" w:frame="1"/>
+              </w:rPr>
+              <w:t>8</w:t>
+            </w:r>
+            <w:r>
+              <w:rPr>
+                <w:color w:val="1F1F1F"/>
+                <w:bdr w:val="none" w:sz="0" w:space="0" w:color="auto" w:frame="1"/>
+              </w:rPr>
+              <w:t xml:space="preserve"> та 20 точок).</w:t>
+            </w:r>
+          </w:p>
+        </w:tc>
+      </w:tr>
+      <w:tr>
+        <w:tc>
+          <w:tcPr>
+            <w:tcW w:w="3209" w:type="dxa"/>
+            <w:vAlign w:val="center"/>
+          </w:tcPr>
+          <w:p>
+            <w:pPr>
+              <w:pStyle w:val="a4"/>
+            </w:pPr>
+            <w:r>
+              <w:rPr>
+                <w:rStyle w:val="HTML"/>
+                <w:rFonts w:ascii="Times New Roman" w:hAnsi="Times New Roman" w:cs="Times New Roman"/>
+                <w:color w:val="444746"/>
+                <w:sz w:val="24"/>
+                <w:szCs w:val="24"/>
+                <w:bdr w:val="none" w:sz="0" w:space="0" w:color="auto" w:frame="1"/>
+              </w:rPr>
+              <w:t>x</w:t>
+            </w:r>
+            <w:r>
+              <w:rPr>
+                <w:color w:val="1F1F1F"/>
+                <w:bdr w:val="none" w:sz="0" w:space="0" w:color="auto" w:frame="1"/>
+              </w:rPr>
+              <w:t xml:space="preserve">, </w:t>
+            </w:r>
+            <w:r>
+              <w:rPr>
+                <w:rStyle w:val="HTML"/>
+                <w:rFonts w:ascii="Times New Roman" w:hAnsi="Times New Roman" w:cs="Times New Roman"/>
+                <w:color w:val="444746"/>
+                <w:sz w:val="24"/>
+                <w:szCs w:val="24"/>
+                <w:bdr w:val="none" w:sz="0" w:space="0" w:color="auto" w:frame="1"/>
+              </w:rPr>
+              <w:t>y</w:t>
+            </w:r>
+          </w:p>
+        </w:tc>
+        <w:tc>
+          <w:tcPr>
+            <w:tcW w:w="3210" w:type="dxa"/>
+            <w:vAlign w:val="center"/>
+          </w:tcPr>
+          <w:p>
+            <w:pPr>
+              <w:pStyle w:val="a4"/>
+            </w:pPr>
+            <w:r>
+              <w:rPr>
+                <w:color w:val="1F1F1F"/>
+                <w:bdr w:val="none" w:sz="0" w:space="0" w:color="auto" w:frame="1"/>
+              </w:rPr>
+              <w:t>Масиви (</w:t>
+            </w:r>
+            <w:proofErr w:type="spellStart"/>
+            <w:r>
+              <w:rPr>
+                <w:color w:val="1F1F1F"/>
+                <w:bdr w:val="none" w:sz="0" w:space="0" w:color="auto" w:frame="1"/>
+              </w:rPr>
+              <w:t>numpy</w:t>
+            </w:r>
+            <w:proofErr w:type="spellEnd"/>
+            <w:r>
+              <w:rPr>
+                <w:color w:val="1F1F1F"/>
+                <w:bdr w:val="none" w:sz="0" w:space="0" w:color="auto" w:frame="1"/>
+              </w:rPr>
+              <w:t xml:space="preserve"> </w:t>
+            </w:r>
+            <w:proofErr w:type="spellStart"/>
+            <w:r>
+              <w:rPr>
+                <w:color w:val="1F1F1F"/>
+                <w:bdr w:val="none" w:sz="0" w:space="0" w:color="auto" w:frame="1"/>
+              </w:rPr>
+              <w:t>array</w:t>
+            </w:r>
+            <w:proofErr w:type="spellEnd"/>
+            <w:r>
+              <w:rPr>
+                <w:color w:val="1F1F1F"/>
+                <w:bdr w:val="none" w:sz="0" w:space="0" w:color="auto" w:frame="1"/>
+              </w:rPr>
+              <w:t>)</w:t>
+            </w:r>
+          </w:p>
+        </w:tc>
+        <w:tc>
+          <w:tcPr>
+            <w:tcW w:w="3210" w:type="dxa"/>
+            <w:vAlign w:val="center"/>
+          </w:tcPr>
+          <w:p>
+            <w:pPr>
+              <w:pStyle w:val="a4"/>
+            </w:pPr>
+            <w:r>
+              <w:rPr>
+                <w:color w:val="1F1F1F"/>
+                <w:bdr w:val="none" w:sz="0" w:space="0" w:color="auto" w:frame="1"/>
+              </w:rPr>
+              <w:t>Зберігають координати X та Y поточного вибраного набору даних.</w:t>
+            </w:r>
+          </w:p>
+        </w:tc>
+      </w:tr>
+      <w:tr>
+        <w:tc>
+          <w:tcPr>
+            <w:tcW w:w="3209" w:type="dxa"/>
+            <w:vAlign w:val="center"/>
+          </w:tcPr>
+          <w:p>
+            <w:pPr>
+              <w:pStyle w:val="a4"/>
+            </w:pPr>
+            <w:proofErr w:type="spellStart"/>
+            <w:r>
+              <w:rPr>
+                <w:rStyle w:val="HTML"/>
+                <w:rFonts w:ascii="Times New Roman" w:hAnsi="Times New Roman" w:cs="Times New Roman"/>
+                <w:color w:val="444746"/>
+                <w:sz w:val="24"/>
+                <w:szCs w:val="24"/>
+                <w:bdr w:val="none" w:sz="0" w:space="0" w:color="auto" w:frame="1"/>
+              </w:rPr>
+              <w:t>degree</w:t>
+            </w:r>
+            <w:proofErr w:type="spellEnd"/>
+          </w:p>
+        </w:tc>
+        <w:tc>
+          <w:tcPr>
+            <w:tcW w:w="3210" w:type="dxa"/>
+            <w:vAlign w:val="center"/>
+          </w:tcPr>
+          <w:p>
+            <w:pPr>
+              <w:pStyle w:val="a4"/>
+            </w:pPr>
+            <w:r>
+              <w:rPr>
+                <w:color w:val="1F1F1F"/>
+                <w:bdr w:val="none" w:sz="0" w:space="0" w:color="auto" w:frame="1"/>
+              </w:rPr>
+              <w:t>Ціле число (</w:t>
+            </w:r>
+            <w:proofErr w:type="spellStart"/>
+            <w:r>
+              <w:rPr>
+                <w:color w:val="1F1F1F"/>
+                <w:bdr w:val="none" w:sz="0" w:space="0" w:color="auto" w:frame="1"/>
+              </w:rPr>
+              <w:t>int</w:t>
+            </w:r>
+            <w:proofErr w:type="spellEnd"/>
+            <w:r>
+              <w:rPr>
+                <w:color w:val="1F1F1F"/>
+                <w:bdr w:val="none" w:sz="0" w:space="0" w:color="auto" w:frame="1"/>
+              </w:rPr>
+              <w:t>)</w:t>
+            </w:r>
+          </w:p>
+        </w:tc>
+        <w:tc>
+          <w:tcPr>
+            <w:tcW w:w="3210" w:type="dxa"/>
+            <w:vAlign w:val="center"/>
+          </w:tcPr>
+          <w:p>
+            <w:pPr>
+              <w:pStyle w:val="a4"/>
+            </w:pPr>
+            <w:r>
+              <w:rPr>
+                <w:color w:val="1F1F1F"/>
+                <w:bdr w:val="none" w:sz="0" w:space="0" w:color="auto" w:frame="1"/>
+              </w:rPr>
+              <w:t>Зберігає поточний вибраний степінь для полінома МНК (за замовчуванням 3).</w:t>
+            </w:r>
+          </w:p>
+        </w:tc>
+      </w:tr>
+      <w:tr>
+        <w:tc>
+          <w:tcPr>
+            <w:tcW w:w="3209" w:type="dxa"/>
+            <w:vAlign w:val="center"/>
+          </w:tcPr>
+          <w:p>
+            <w:pPr>
+              <w:pStyle w:val="a4"/>
+            </w:pPr>
+            <w:proofErr w:type="spellStart"/>
+            <w:r>
+              <w:rPr>
+                <w:rStyle w:val="HTML"/>
+                <w:rFonts w:ascii="Times New Roman" w:hAnsi="Times New Roman" w:cs="Times New Roman"/>
+                <w:color w:val="444746"/>
+                <w:sz w:val="24"/>
+                <w:szCs w:val="24"/>
+                <w:bdr w:val="none" w:sz="0" w:space="0" w:color="auto" w:frame="1"/>
+              </w:rPr>
+              <w:t>mode</w:t>
+            </w:r>
+            <w:proofErr w:type="spellEnd"/>
+          </w:p>
+        </w:tc>
+        <w:tc>
+          <w:tcPr>
+            <w:tcW w:w="3210" w:type="dxa"/>
+            <w:vAlign w:val="center"/>
+          </w:tcPr>
+          <w:p>
+            <w:pPr>
+              <w:pStyle w:val="a4"/>
+            </w:pPr>
+            <w:r>
+              <w:rPr>
+                <w:color w:val="1F1F1F"/>
+                <w:bdr w:val="none" w:sz="0" w:space="0" w:color="auto" w:frame="1"/>
+              </w:rPr>
+              <w:t>Рядок (</w:t>
+            </w:r>
+            <w:proofErr w:type="spellStart"/>
+            <w:r>
+              <w:rPr>
+                <w:color w:val="1F1F1F"/>
+                <w:bdr w:val="none" w:sz="0" w:space="0" w:color="auto" w:frame="1"/>
+              </w:rPr>
+              <w:t>string</w:t>
+            </w:r>
+            <w:proofErr w:type="spellEnd"/>
+            <w:r>
+              <w:rPr>
+                <w:color w:val="1F1F1F"/>
+                <w:bdr w:val="none" w:sz="0" w:space="0" w:color="auto" w:frame="1"/>
+              </w:rPr>
+              <w:t>)</w:t>
+            </w:r>
+          </w:p>
+        </w:tc>
+        <w:tc>
+          <w:tcPr>
+            <w:tcW w:w="3210" w:type="dxa"/>
+            <w:vAlign w:val="center"/>
+          </w:tcPr>
+          <w:p>
+            <w:pPr>
+              <w:pStyle w:val="a4"/>
+            </w:pPr>
+            <w:r>
+              <w:rPr>
+                <w:color w:val="1F1F1F"/>
+                <w:bdr w:val="none" w:sz="0" w:space="0" w:color="auto" w:frame="1"/>
+              </w:rPr>
+              <w:t>Зберігає поточний режим відображення: 'Інтерполяція', 'МНК' або 'Усі'.</w:t>
+            </w:r>
+          </w:p>
+        </w:tc>
+      </w:tr>
+      <w:tr>
+        <w:tc>
+          <w:tcPr>
+            <w:tcW w:w="3209" w:type="dxa"/>
+            <w:vAlign w:val="center"/>
+          </w:tcPr>
+          <w:p>
+            <w:pPr>
+              <w:pStyle w:val="a4"/>
+            </w:pPr>
+            <w:proofErr w:type="spellStart"/>
+            <w:r>
+              <w:rPr>
+                <w:rStyle w:val="HTML"/>
+                <w:rFonts w:ascii="Times New Roman" w:hAnsi="Times New Roman" w:cs="Times New Roman"/>
+                <w:color w:val="444746"/>
+                <w:sz w:val="24"/>
+                <w:szCs w:val="24"/>
+                <w:bdr w:val="none" w:sz="0" w:space="0" w:color="auto" w:frame="1"/>
+              </w:rPr>
+              <w:t>anim</w:t>
+            </w:r>
+            <w:proofErr w:type="spellEnd"/>
+          </w:p>
+        </w:tc>
+        <w:tc>
+          <w:tcPr>
+            <w:tcW w:w="3210" w:type="dxa"/>
+            <w:vAlign w:val="center"/>
+          </w:tcPr>
+          <w:p>
+            <w:pPr>
+              <w:pStyle w:val="a4"/>
+            </w:pPr>
+            <w:r>
+              <w:rPr>
+                <w:color w:val="1F1F1F"/>
+                <w:bdr w:val="none" w:sz="0" w:space="0" w:color="auto" w:frame="1"/>
+              </w:rPr>
+              <w:t>Об'єкт (</w:t>
+            </w:r>
+            <w:proofErr w:type="spellStart"/>
+            <w:r>
+              <w:rPr>
+                <w:color w:val="1F1F1F"/>
+                <w:bdr w:val="none" w:sz="0" w:space="0" w:color="auto" w:frame="1"/>
+              </w:rPr>
+              <w:t>FuncAnimation</w:t>
+            </w:r>
+            <w:proofErr w:type="spellEnd"/>
+            <w:r>
+              <w:rPr>
+                <w:color w:val="1F1F1F"/>
+                <w:bdr w:val="none" w:sz="0" w:space="0" w:color="auto" w:frame="1"/>
+              </w:rPr>
+              <w:t>)</w:t>
+            </w:r>
+          </w:p>
+        </w:tc>
+        <w:tc>
+          <w:tcPr>
+            <w:tcW w:w="3210" w:type="dxa"/>
+            <w:vAlign w:val="center"/>
+          </w:tcPr>
+          <w:p>
+            <w:pPr>
+              <w:pStyle w:val="a4"/>
+            </w:pPr>
+            <w:r>
+              <w:rPr>
+                <w:color w:val="1F1F1F"/>
+                <w:bdr w:val="none" w:sz="0" w:space="0" w:color="auto" w:frame="1"/>
+              </w:rPr>
+              <w:t>Зберігає поточний стан анімації, щоб мати змогу її зупинити при перемиканні.</w:t>
+            </w:r>
+          </w:p>
+        </w:tc>
+      </w:tr>
+      <w:tr>
+        <w:tc>
+          <w:tcPr>
+            <w:tcW w:w="3209" w:type="dxa"/>
+            <w:vAlign w:val="center"/>
+          </w:tcPr>
+          <w:p>
+            <w:pPr>
+              <w:pStyle w:val="a4"/>
+            </w:pPr>
+            <w:proofErr w:type="spellStart"/>
+            <w:r>
+              <w:rPr>
+                <w:rStyle w:val="HTML"/>
+                <w:rFonts w:ascii="Times New Roman" w:hAnsi="Times New Roman" w:cs="Times New Roman"/>
+                <w:color w:val="444746"/>
+                <w:sz w:val="24"/>
+                <w:szCs w:val="24"/>
+                <w:bdr w:val="none" w:sz="0" w:space="0" w:color="auto" w:frame="1"/>
+              </w:rPr>
+              <w:t>x_dense</w:t>
+            </w:r>
+            <w:proofErr w:type="spellEnd"/>
+          </w:p>
+        </w:tc>
+        <w:tc>
+          <w:tcPr>
+            <w:tcW w:w="3210" w:type="dxa"/>
+            <w:vAlign w:val="center"/>
+          </w:tcPr>
+          <w:p>
+            <w:pPr>
+              <w:pStyle w:val="a4"/>
+            </w:pPr>
+            <w:r>
+              <w:rPr>
+                <w:color w:val="1F1F1F"/>
+                <w:bdr w:val="none" w:sz="0" w:space="0" w:color="auto" w:frame="1"/>
+              </w:rPr>
+              <w:t>Масив (</w:t>
+            </w:r>
+            <w:proofErr w:type="spellStart"/>
+            <w:r>
+              <w:rPr>
+                <w:color w:val="1F1F1F"/>
+                <w:bdr w:val="none" w:sz="0" w:space="0" w:color="auto" w:frame="1"/>
+              </w:rPr>
+              <w:t>numpy</w:t>
+            </w:r>
+            <w:proofErr w:type="spellEnd"/>
+            <w:r>
+              <w:rPr>
+                <w:color w:val="1F1F1F"/>
+                <w:bdr w:val="none" w:sz="0" w:space="0" w:color="auto" w:frame="1"/>
+              </w:rPr>
+              <w:t xml:space="preserve"> </w:t>
+            </w:r>
+            <w:proofErr w:type="spellStart"/>
+            <w:r>
+              <w:rPr>
+                <w:color w:val="1F1F1F"/>
+                <w:bdr w:val="none" w:sz="0" w:space="0" w:color="auto" w:frame="1"/>
+              </w:rPr>
+              <w:t>array</w:t>
+            </w:r>
+            <w:proofErr w:type="spellEnd"/>
+            <w:r>
+              <w:rPr>
+                <w:color w:val="1F1F1F"/>
+                <w:bdr w:val="none" w:sz="0" w:space="0" w:color="auto" w:frame="1"/>
+              </w:rPr>
+              <w:t>)</w:t>
+            </w:r>
+          </w:p>
+        </w:tc>
+        <w:tc>
+          <w:tcPr>
+            <w:tcW w:w="3210" w:type="dxa"/>
+            <w:vAlign w:val="center"/>
+          </w:tcPr>
+          <w:p>
+            <w:pPr>
+              <w:pStyle w:val="a4"/>
+            </w:pPr>
+            <w:r>
+              <w:rPr>
+                <w:color w:val="1F1F1F"/>
+                <w:bdr w:val="none" w:sz="0" w:space="0" w:color="auto" w:frame="1"/>
+              </w:rPr>
+              <w:t xml:space="preserve">Щільна сітка координат (400-500 точок) для </w:t>
+            </w:r>
+            <w:proofErr w:type="spellStart"/>
+            <w:r>
+              <w:rPr>
+                <w:color w:val="1F1F1F"/>
+                <w:bdr w:val="none" w:sz="0" w:space="0" w:color="auto" w:frame="1"/>
+              </w:rPr>
+              <w:t>відмальовування</w:t>
+            </w:r>
+            <w:proofErr w:type="spellEnd"/>
+            <w:r>
+              <w:rPr>
+                <w:color w:val="1F1F1F"/>
+                <w:bdr w:val="none" w:sz="0" w:space="0" w:color="auto" w:frame="1"/>
+              </w:rPr>
+              <w:t xml:space="preserve"> плавних кривих.</w:t>
+            </w:r>
+          </w:p>
+        </w:tc>
+      </w:tr>
+    </w:tbl>
+    <w:p>
+      <w:pPr>
+        <w:pStyle w:val="a4"/>
+        <w:spacing w:line="360" w:lineRule="auto"/>
+        <w:jc w:val="both"/>
+        <w:rPr>
+          <w:sz w:val="28"/>
+          <w:szCs w:val="28"/>
+        </w:rPr>
+      </w:pPr>
+    </w:p>
+    <w:p>
+      <w:pPr>
+        <w:pStyle w:val="a4"/>
+        <w:spacing w:line="360" w:lineRule="auto"/>
+        <w:jc w:val="center"/>
+        <w:rPr>
+          <w:sz w:val="28"/>
+          <w:szCs w:val="28"/>
+        </w:rPr>
+      </w:pPr>
+      <w:r>
+        <w:rPr>
+          <w:noProof/>
+          <w:sz w:val="28"/>
+          <w:szCs w:val="28"/>
+        </w:rPr>
         <w:drawing>
           <wp:inline distT="0" distB="0" distL="0" distR="0" wp14:anchorId="75978EC5" wp14:editId="0BF6C66E">
             <wp:extent cx="5010695" cy="3337864"/>
@@ -16757,9 +18491,11 @@
       </w:pPr>
       <w:r>
         <w:rPr>
+          <w:noProof/>
           <w:sz w:val="28"/>
           <w:szCs w:val="28"/>
         </w:rPr>
+        <w:lastRenderedPageBreak/>
         <w:drawing>
           <wp:inline distT="0" distB="0" distL="0" distR="0" wp14:anchorId="50C234FF" wp14:editId="5FB949D1">
             <wp:extent cx="5117653" cy="3407521"/>
@@ -16827,10 +18563,10 @@
       </w:pPr>
       <w:r>
         <w:rPr>
+          <w:noProof/>
           <w:sz w:val="28"/>
           <w:szCs w:val="28"/>
         </w:rPr>
-        <w:lastRenderedPageBreak/>
         <w:drawing>
           <wp:inline distT="0" distB="0" distL="0" distR="0" wp14:anchorId="08B092FE" wp14:editId="6B4954F5">
             <wp:extent cx="4945711" cy="3292010"/>
@@ -16898,9 +18634,11 @@
       </w:pPr>
       <w:r>
         <w:rPr>
+          <w:noProof/>
           <w:sz w:val="28"/>
           <w:szCs w:val="28"/>
         </w:rPr>
+        <w:lastRenderedPageBreak/>
         <w:drawing>
           <wp:inline distT="0" distB="0" distL="0" distR="0" wp14:anchorId="2E2B7AE9" wp14:editId="6976D37F">
             <wp:extent cx="5014999" cy="3353738"/>
@@ -16968,10 +18706,10 @@
       </w:pPr>
       <w:r>
         <w:rPr>
+          <w:noProof/>
           <w:sz w:val="28"/>
           <w:szCs w:val="28"/>
         </w:rPr>
-        <w:lastRenderedPageBreak/>
         <w:drawing>
           <wp:inline distT="0" distB="0" distL="0" distR="0" wp14:anchorId="230D784C" wp14:editId="4A02F268">
             <wp:extent cx="5110067" cy="3336732"/>
@@ -17039,9 +18777,11 @@
       </w:pPr>
       <w:r>
         <w:rPr>
+          <w:noProof/>
           <w:sz w:val="28"/>
           <w:szCs w:val="28"/>
         </w:rPr>
+        <w:lastRenderedPageBreak/>
         <w:drawing>
           <wp:inline distT="0" distB="0" distL="0" distR="0" wp14:anchorId="18E47C21" wp14:editId="4E923D6E">
             <wp:extent cx="5261245" cy="3455643"/>
@@ -17153,7 +18893,6 @@
           <w:sz w:val="28"/>
           <w:szCs w:val="28"/>
         </w:rPr>
-        <w:lastRenderedPageBreak/>
         <w:t>Висновок</w:t>
       </w:r>
     </w:p>
@@ -17231,29 +18970,6 @@
       <w:pPr>
         <w:pStyle w:val="a4"/>
         <w:spacing w:line="360" w:lineRule="auto"/>
-        <w:jc w:val="both"/>
-        <w:rPr>
-          <w:sz w:val="28"/>
-          <w:szCs w:val="28"/>
-        </w:rPr>
-      </w:pPr>
-    </w:p>
-    <w:p>
-      <w:pPr>
-        <w:pStyle w:val="a4"/>
-        <w:spacing w:line="360" w:lineRule="auto"/>
-        <w:jc w:val="both"/>
-        <w:rPr>
-          <w:sz w:val="28"/>
-          <w:szCs w:val="28"/>
-        </w:rPr>
-      </w:pPr>
-    </w:p>
-    <w:p>
-      <w:pPr>
-        <w:pStyle w:val="a4"/>
-        <w:spacing w:line="360" w:lineRule="auto"/>
-        <w:ind w:left="720"/>
         <w:jc w:val="both"/>
         <w:rPr>
           <w:sz w:val="28"/>
@@ -19164,6 +20880,36 @@
       <w:lang w:eastAsia="uk-UA"/>
     </w:rPr>
   </w:style>
+  <w:style w:type="table" w:styleId="a6">
+    <w:name w:val="Table Grid"/>
+    <w:basedOn w:val="a1"/>
+    <w:uiPriority w:val="39"/>
+    <w:rsid w:val="00684AAA"/>
+    <w:pPr>
+      <w:spacing w:after="0" w:line="240" w:lineRule="auto"/>
+    </w:pPr>
+    <w:tblPr>
+      <w:tblBorders>
+        <w:top w:val="single" w:sz="4" w:space="0" w:color="auto"/>
+        <w:left w:val="single" w:sz="4" w:space="0" w:color="auto"/>
+        <w:bottom w:val="single" w:sz="4" w:space="0" w:color="auto"/>
+        <w:right w:val="single" w:sz="4" w:space="0" w:color="auto"/>
+        <w:insideH w:val="single" w:sz="4" w:space="0" w:color="auto"/>
+        <w:insideV w:val="single" w:sz="4" w:space="0" w:color="auto"/>
+      </w:tblBorders>
+    </w:tblPr>
+  </w:style>
+  <w:style w:type="character" w:styleId="a7">
+    <w:name w:val="Strong"/>
+    <w:basedOn w:val="a0"/>
+    <w:uiPriority w:val="22"/>
+    <w:qFormat/>
+    <w:rsid w:val="00684AAA"/>
+    <w:rPr>
+      <w:b/>
+      <w:bCs/>
+    </w:rPr>
+  </w:style>
 </w:styles>
 </file>
 
